--- a/Michael_Chuang_CV_Samsara_ACD.docx
+++ b/Michael_Chuang_CV_Samsara_ACD.docx
@@ -41,7 +41,7 @@
     </w:p>
     <w:p>
       <w:r>
-        <w:t>Creative leader and hands-on designer with 15+ years of experience and 7 years leading teams of designers and developers. Has worked for brands including Netflix, STARZ, AstraZeneca, GSK, and WOW! Internet. Brings together creative direction, UX/UI, and front-end skills to turn complex products and business goals into clear, compelling visual stories. Builds and runs digital design systems (design tokens, component libraries, templates, and brand guidelines) that keep product, marketing, and customer-experience teams consistent. Works closely with marketing, product, and business stakeholders, and presents creative clearly to non-design audiences, from concept workshops to executive presentations. Uses analytics to improve creative performance and engagement. Hands-on in Figma, Adobe Creative Suite, and After Effects, with working knowledge of HTML, CSS, and JavaScript; an early adopter of AI tools in the creative process.</w:t>
+        <w:t>Creative leader and hands-on designer with 15+ years of experience and 7 years as a people manager, leading a team of 6 designers and developers. Has worked for brands including Netflix, STARZ, AstraZeneca, GSK, and WOW! Internet. Brings together creative direction, UX/UI, and front-end skills to turn complex products and business goals into clear, compelling visual stories. Builds and runs digital design systems (design tokens, component libraries, templates, and brand guidelines) that keep product, marketing, and customer-experience teams consistent. Works closely with marketing, product, and business stakeholders, and presents creative clearly to non-design audiences, from concept workshops to executive presentations. Uses analytics to improve creative performance and engagement. Hands-on in Figma, Adobe Creative Suite, and After Effects, with working knowledge of HTML, CSS, and JavaScript; an early adopter of AI tools in the creative process.</w:t>
       </w:r>
     </w:p>
     <w:p>
@@ -70,7 +70,7 @@
         <w:t>Creative Leadership:</w:t>
       </w:r>
       <w:r>
-        <w:t xml:space="preserve"> Creative direction · Team management &amp; mentorship · Constructive feedback &amp; creative reviews · Production oversight from idea to delivery</w:t>
+        <w:t xml:space="preserve"> Creative direction · Team management &amp; mentorship · Performance reviews · Constructive feedback &amp; creative reviews · Production oversight from idea to delivery</w:t>
       </w:r>
     </w:p>
     <w:p>
@@ -352,10 +352,18 @@
         <w:rPr>
           <w:b/>
         </w:rPr>
-        <w:t>Supervised and mentored a team of designers and developers</w:t>
+        <w:t>Managed a team of 6 designers and developers</w:t>
       </w:r>
       <w:r>
-        <w:t xml:space="preserve"> serving Digital Marketing, Originals Marketing, PR, and International teams, providing creative direction, feedback, and support for each person's growth.</w:t>
+        <w:t>, running annual performance reviews that directly shaped each person's annual bonus, and giving ongoing creative direction, feedback, and mentorship.</w:t>
+      </w:r>
+    </w:p>
+    <w:p>
+      <w:pPr>
+        <w:pStyle w:val="ListBullet"/>
+      </w:pPr>
+      <w:r>
+        <w:t>Led the team's work for Digital Marketing, Originals Marketing, PR, and International teams.</w:t>
       </w:r>
     </w:p>
     <w:p>

--- a/Michael_Chuang_CV_Samsara_ACD.docx
+++ b/Michael_Chuang_CV_Samsara_ACD.docx
@@ -356,6 +356,14 @@
       </w:r>
       <w:r>
         <w:t>, running annual performance reviews that directly shaped each person's annual bonus, and giving ongoing creative direction, feedback, and mentorship.</w:t>
+      </w:r>
+    </w:p>
+    <w:p>
+      <w:pPr>
+        <w:pStyle w:val="ListBullet"/>
+      </w:pPr>
+      <w:r>
+        <w:t>Played a key role in hiring and selecting candidates for positions on the STARZ Interactive team.</w:t>
       </w:r>
     </w:p>
     <w:p>
